--- a/DAP - Data Analysis using Python/DAP_QB_ANS/DAP_QB_Week_11_Ans.docx
+++ b/DAP - Data Analysis using Python/DAP_QB_ANS/DAP_QB_Week_11_Ans.docx
@@ -14,7 +14,7 @@
         <w:jc w:val="center"/>
         <w:outlineLvl w:val="0"/>
         <w:rPr>
-          <w:rFonts w:ascii="Aptos Display" w:eastAsia="Times New Roman" w:hAnsi="Aptos Display" w:cs="Times New Roman"/>
+          <w:rFonts w:asciiTheme="minorHAnsi" w:eastAsia="Times New Roman" w:hAnsiTheme="minorHAnsi" w:cstheme="minorHAnsi"/>
           <w:b/>
           <w:bCs/>
           <w:color w:val="0F4761"/>
@@ -26,7 +26,7 @@
       </w:pPr>
       <w:r>
         <w:rPr>
-          <w:rFonts w:ascii="Aptos Display" w:eastAsia="Times New Roman" w:hAnsi="Aptos Display" w:cs="Times New Roman"/>
+          <w:rFonts w:asciiTheme="minorHAnsi" w:eastAsia="Times New Roman" w:hAnsiTheme="minorHAnsi" w:cstheme="minorHAnsi"/>
           <w:b/>
           <w:bCs/>
           <w:color w:val="0F4761"/>
@@ -40,7 +40,7 @@
       </w:r>
       <w:r>
         <w:rPr>
-          <w:rFonts w:ascii="Aptos Display" w:eastAsia="Times New Roman" w:hAnsi="Aptos Display" w:cs="Times New Roman"/>
+          <w:rFonts w:asciiTheme="minorHAnsi" w:eastAsia="Times New Roman" w:hAnsiTheme="minorHAnsi" w:cstheme="minorHAnsi"/>
           <w:b/>
           <w:bCs/>
           <w:color w:val="0F4761"/>
@@ -65,7 +65,7 @@
         <w:jc w:val="center"/>
         <w:outlineLvl w:val="0"/>
         <w:rPr>
-          <w:rFonts w:ascii="Aptos Display" w:eastAsia="Times New Roman" w:hAnsi="Aptos Display" w:cs="Times New Roman"/>
+          <w:rFonts w:asciiTheme="minorHAnsi" w:eastAsia="Times New Roman" w:hAnsiTheme="minorHAnsi" w:cstheme="minorHAnsi"/>
           <w:color w:val="0F4761"/>
           <w:kern w:val="2"/>
           <w:sz w:val="40"/>
@@ -75,7 +75,7 @@
       </w:pPr>
       <w:r>
         <w:rPr>
-          <w:rFonts w:ascii="Aptos" w:eastAsia="Aptos" w:hAnsi="Aptos" w:cs="Times New Roman"/>
+          <w:rFonts w:asciiTheme="minorHAnsi" w:eastAsia="Aptos" w:hAnsiTheme="minorHAnsi" w:cstheme="minorHAnsi"/>
           <w:b/>
           <w:w w:val="120"/>
           <w:kern w:val="2"/>
@@ -83,11 +83,35 @@
           <w:szCs w:val="36"/>
           <w14:ligatures w14:val="standardContextual"/>
         </w:rPr>
-        <w:t xml:space="preserve">Week 1 </w:t>
+        <w:t xml:space="preserve">Week </w:t>
       </w:r>
       <w:r>
         <w:rPr>
-          <w:rFonts w:ascii="Aptos" w:eastAsia="Aptos" w:hAnsi="Aptos" w:cs="Times New Roman"/>
+          <w:rFonts w:asciiTheme="minorHAnsi" w:eastAsia="Aptos" w:hAnsiTheme="minorHAnsi" w:cstheme="minorHAnsi"/>
+          <w:b/>
+          <w:w w:val="120"/>
+          <w:kern w:val="2"/>
+          <w:sz w:val="32"/>
+          <w:szCs w:val="36"/>
+          <w14:ligatures w14:val="standardContextual"/>
+        </w:rPr>
+        <w:t>1</w:t>
+      </w:r>
+      <w:r>
+        <w:rPr>
+          <w:rFonts w:asciiTheme="minorHAnsi" w:eastAsia="Aptos" w:hAnsiTheme="minorHAnsi" w:cstheme="minorHAnsi"/>
+          <w:b/>
+          <w:w w:val="120"/>
+          <w:kern w:val="2"/>
+          <w:sz w:val="32"/>
+          <w:szCs w:val="36"/>
+          <w14:ligatures w14:val="standardContextual"/>
+        </w:rPr>
+        <w:t xml:space="preserve">1 </w:t>
+      </w:r>
+      <w:r>
+        <w:rPr>
+          <w:rFonts w:asciiTheme="minorHAnsi" w:eastAsia="Aptos" w:hAnsiTheme="minorHAnsi" w:cstheme="minorHAnsi"/>
           <w:b/>
           <w:w w:val="120"/>
           <w:kern w:val="2"/>
@@ -99,7 +123,7 @@
       </w:r>
       <w:r>
         <w:rPr>
-          <w:rFonts w:ascii="Aptos" w:eastAsia="Aptos" w:hAnsi="Aptos" w:cs="Times New Roman"/>
+          <w:rFonts w:asciiTheme="minorHAnsi" w:eastAsia="Aptos" w:hAnsiTheme="minorHAnsi" w:cstheme="minorHAnsi"/>
           <w:b/>
           <w:spacing w:val="11"/>
           <w:w w:val="120"/>
@@ -112,7 +136,7 @@
       </w:r>
       <w:r>
         <w:rPr>
-          <w:rFonts w:ascii="Aptos" w:eastAsia="Aptos" w:hAnsi="Aptos" w:cs="Times New Roman"/>
+          <w:rFonts w:asciiTheme="minorHAnsi" w:eastAsia="Aptos" w:hAnsiTheme="minorHAnsi" w:cstheme="minorHAnsi"/>
           <w:b/>
           <w:w w:val="120"/>
           <w:kern w:val="2"/>
@@ -124,7 +148,7 @@
       </w:r>
       <w:r>
         <w:rPr>
-          <w:rFonts w:ascii="Aptos" w:eastAsia="Aptos" w:hAnsi="Aptos" w:cs="Times New Roman"/>
+          <w:rFonts w:asciiTheme="minorHAnsi" w:eastAsia="Aptos" w:hAnsiTheme="minorHAnsi" w:cstheme="minorHAnsi"/>
           <w:b/>
           <w:w w:val="120"/>
           <w:kern w:val="2"/>
@@ -191,16 +215,24 @@
           <w:p>
             <w:pPr>
               <w:pStyle w:val="TableParagraph"/>
-              <w:spacing w:before="0"/>
-              <w:ind w:left="0"/>
-              <w:rPr>
-                <w:rFonts w:asciiTheme="minorHAnsi" w:hAnsiTheme="minorHAnsi" w:cstheme="minorHAnsi"/>
-                <w:b/>
-                <w:bCs/>
-                <w:sz w:val="28"/>
-                <w:szCs w:val="28"/>
-              </w:rPr>
-            </w:pPr>
+              <w:rPr>
+                <w:rFonts w:asciiTheme="minorHAnsi" w:hAnsiTheme="minorHAnsi" w:cstheme="minorHAnsi"/>
+                <w:b/>
+                <w:bCs/>
+                <w:sz w:val="28"/>
+                <w:szCs w:val="28"/>
+              </w:rPr>
+            </w:pPr>
+            <w:r>
+              <w:rPr>
+                <w:rFonts w:asciiTheme="minorHAnsi" w:hAnsiTheme="minorHAnsi" w:cstheme="minorHAnsi"/>
+                <w:b/>
+                <w:bCs/>
+                <w:sz w:val="28"/>
+                <w:szCs w:val="28"/>
+              </w:rPr>
+              <w:t>Explain how to handle missing data in data set?</w:t>
+            </w:r>
           </w:p>
         </w:tc>
       </w:tr>
@@ -341,6 +373,16 @@
                 <w:szCs w:val="28"/>
               </w:rPr>
             </w:pPr>
+            <w:r>
+              <w:rPr>
+                <w:rFonts w:asciiTheme="minorHAnsi" w:hAnsiTheme="minorHAnsi" w:cstheme="minorHAnsi"/>
+                <w:b/>
+                <w:bCs/>
+                <w:sz w:val="28"/>
+                <w:szCs w:val="28"/>
+              </w:rPr>
+              <w:t>Differentiate between symmetric and asymmetric binary variable.</w:t>
+            </w:r>
           </w:p>
         </w:tc>
       </w:tr>
@@ -480,6 +522,16 @@
                 <w:szCs w:val="28"/>
               </w:rPr>
             </w:pPr>
+            <w:r>
+              <w:rPr>
+                <w:rFonts w:asciiTheme="minorHAnsi" w:hAnsiTheme="minorHAnsi" w:cstheme="minorHAnsi"/>
+                <w:b/>
+                <w:bCs/>
+                <w:sz w:val="28"/>
+                <w:szCs w:val="28"/>
+              </w:rPr>
+              <w:t>What do you mean by categorical variable ? how to find dissimilarity between categorical variables?</w:t>
+            </w:r>
           </w:p>
         </w:tc>
       </w:tr>
@@ -513,29 +565,7 @@
                 <w:sz w:val="28"/>
                 <w:szCs w:val="28"/>
               </w:rPr>
-              <w:t>Ans.</w:t>
-            </w:r>
-            <w:r>
-              <w:rPr>
-                <w:rFonts w:asciiTheme="minorHAnsi" w:hAnsiTheme="minorHAnsi" w:cstheme="minorHAnsi"/>
-                <w:b/>
-                <w:bCs/>
-                <w:color w:val="FF0000"/>
-                <w:sz w:val="28"/>
-                <w:szCs w:val="28"/>
-              </w:rPr>
-              <w:t>3</w:t>
-            </w:r>
-            <w:r>
-              <w:rPr>
-                <w:rFonts w:asciiTheme="minorHAnsi" w:hAnsiTheme="minorHAnsi" w:cstheme="minorHAnsi"/>
-                <w:b/>
-                <w:bCs/>
-                <w:color w:val="FF0000"/>
-                <w:sz w:val="28"/>
-                <w:szCs w:val="28"/>
-              </w:rPr>
-              <w:t>)</w:t>
+              <w:t>Ans.3)</w:t>
             </w:r>
           </w:p>
         </w:tc>
@@ -640,6 +670,16 @@
                 <w:szCs w:val="28"/>
               </w:rPr>
             </w:pPr>
+            <w:r>
+              <w:rPr>
+                <w:rFonts w:asciiTheme="minorHAnsi" w:hAnsiTheme="minorHAnsi" w:cstheme="minorHAnsi"/>
+                <w:b/>
+                <w:bCs/>
+                <w:sz w:val="28"/>
+                <w:szCs w:val="28"/>
+              </w:rPr>
+              <w:t>What do you mean by ordinal variable? how to find dissimilarity between ordinal variable?</w:t>
+            </w:r>
           </w:p>
         </w:tc>
       </w:tr>
@@ -673,29 +713,7 @@
                 <w:sz w:val="28"/>
                 <w:szCs w:val="28"/>
               </w:rPr>
-              <w:t>Ans.</w:t>
-            </w:r>
-            <w:r>
-              <w:rPr>
-                <w:rFonts w:asciiTheme="minorHAnsi" w:hAnsiTheme="minorHAnsi" w:cstheme="minorHAnsi"/>
-                <w:b/>
-                <w:bCs/>
-                <w:color w:val="FF0000"/>
-                <w:sz w:val="28"/>
-                <w:szCs w:val="28"/>
-              </w:rPr>
-              <w:t>4</w:t>
-            </w:r>
-            <w:r>
-              <w:rPr>
-                <w:rFonts w:asciiTheme="minorHAnsi" w:hAnsiTheme="minorHAnsi" w:cstheme="minorHAnsi"/>
-                <w:b/>
-                <w:bCs/>
-                <w:color w:val="FF0000"/>
-                <w:sz w:val="28"/>
-                <w:szCs w:val="28"/>
-              </w:rPr>
-              <w:t>)</w:t>
+              <w:t>Ans.4)</w:t>
             </w:r>
           </w:p>
         </w:tc>
@@ -803,6 +821,16 @@
                 <w:szCs w:val="28"/>
               </w:rPr>
             </w:pPr>
+            <w:r>
+              <w:rPr>
+                <w:rFonts w:asciiTheme="minorHAnsi" w:hAnsiTheme="minorHAnsi" w:cstheme="minorHAnsi"/>
+                <w:b/>
+                <w:bCs/>
+                <w:sz w:val="28"/>
+                <w:szCs w:val="28"/>
+              </w:rPr>
+              <w:t>What is ratio-scaled variable?</w:t>
+            </w:r>
           </w:p>
         </w:tc>
       </w:tr>
@@ -837,29 +865,7 @@
                 <w:sz w:val="28"/>
                 <w:szCs w:val="28"/>
               </w:rPr>
-              <w:t>Ans.</w:t>
-            </w:r>
-            <w:r>
-              <w:rPr>
-                <w:rFonts w:asciiTheme="minorHAnsi" w:hAnsiTheme="minorHAnsi" w:cstheme="minorHAnsi"/>
-                <w:b/>
-                <w:bCs/>
-                <w:color w:val="FF0000"/>
-                <w:sz w:val="28"/>
-                <w:szCs w:val="28"/>
-              </w:rPr>
-              <w:t>5</w:t>
-            </w:r>
-            <w:r>
-              <w:rPr>
-                <w:rFonts w:asciiTheme="minorHAnsi" w:hAnsiTheme="minorHAnsi" w:cstheme="minorHAnsi"/>
-                <w:b/>
-                <w:bCs/>
-                <w:color w:val="FF0000"/>
-                <w:sz w:val="28"/>
-                <w:szCs w:val="28"/>
-              </w:rPr>
-              <w:t>)</w:t>
+              <w:t>Ans.5)</w:t>
             </w:r>
           </w:p>
         </w:tc>
@@ -965,6 +971,16 @@
                 <w:szCs w:val="28"/>
               </w:rPr>
             </w:pPr>
+            <w:r>
+              <w:rPr>
+                <w:rFonts w:asciiTheme="minorHAnsi" w:hAnsiTheme="minorHAnsi" w:cstheme="minorHAnsi"/>
+                <w:b/>
+                <w:bCs/>
+                <w:sz w:val="28"/>
+                <w:szCs w:val="28"/>
+              </w:rPr>
+              <w:t>Explain three methods to handle ratio-scaled variables for computing dissimilarity between objects.</w:t>
+            </w:r>
           </w:p>
         </w:tc>
       </w:tr>
@@ -998,29 +1014,7 @@
                 <w:sz w:val="28"/>
                 <w:szCs w:val="28"/>
               </w:rPr>
-              <w:t>Ans.</w:t>
-            </w:r>
-            <w:r>
-              <w:rPr>
-                <w:rFonts w:asciiTheme="minorHAnsi" w:hAnsiTheme="minorHAnsi" w:cstheme="minorHAnsi"/>
-                <w:b/>
-                <w:bCs/>
-                <w:color w:val="FF0000"/>
-                <w:sz w:val="28"/>
-                <w:szCs w:val="28"/>
-              </w:rPr>
-              <w:t>6</w:t>
-            </w:r>
-            <w:r>
-              <w:rPr>
-                <w:rFonts w:asciiTheme="minorHAnsi" w:hAnsiTheme="minorHAnsi" w:cstheme="minorHAnsi"/>
-                <w:b/>
-                <w:bCs/>
-                <w:color w:val="FF0000"/>
-                <w:sz w:val="28"/>
-                <w:szCs w:val="28"/>
-              </w:rPr>
-              <w:t>)</w:t>
+              <w:t>Ans.6)</w:t>
             </w:r>
           </w:p>
         </w:tc>
@@ -1128,6 +1122,16 @@
                 <w:szCs w:val="28"/>
               </w:rPr>
             </w:pPr>
+            <w:r>
+              <w:rPr>
+                <w:rFonts w:asciiTheme="minorHAnsi" w:hAnsiTheme="minorHAnsi" w:cstheme="minorHAnsi"/>
+                <w:b/>
+                <w:bCs/>
+                <w:sz w:val="28"/>
+                <w:szCs w:val="28"/>
+              </w:rPr>
+              <w:t>Give the classification of clustering methods</w:t>
+            </w:r>
           </w:p>
         </w:tc>
       </w:tr>
@@ -1162,29 +1166,7 @@
                 <w:sz w:val="28"/>
                 <w:szCs w:val="28"/>
               </w:rPr>
-              <w:t>Ans.</w:t>
-            </w:r>
-            <w:r>
-              <w:rPr>
-                <w:rFonts w:asciiTheme="minorHAnsi" w:hAnsiTheme="minorHAnsi" w:cstheme="minorHAnsi"/>
-                <w:b/>
-                <w:bCs/>
-                <w:color w:val="FF0000"/>
-                <w:sz w:val="28"/>
-                <w:szCs w:val="28"/>
-              </w:rPr>
-              <w:t>7</w:t>
-            </w:r>
-            <w:r>
-              <w:rPr>
-                <w:rFonts w:asciiTheme="minorHAnsi" w:hAnsiTheme="minorHAnsi" w:cstheme="minorHAnsi"/>
-                <w:b/>
-                <w:bCs/>
-                <w:color w:val="FF0000"/>
-                <w:sz w:val="28"/>
-                <w:szCs w:val="28"/>
-              </w:rPr>
-              <w:t>)</w:t>
+              <w:t>Ans.7)</w:t>
             </w:r>
           </w:p>
         </w:tc>
@@ -1290,6 +1272,16 @@
                 <w:szCs w:val="28"/>
               </w:rPr>
             </w:pPr>
+            <w:r>
+              <w:rPr>
+                <w:rFonts w:asciiTheme="minorHAnsi" w:hAnsiTheme="minorHAnsi" w:cstheme="minorHAnsi"/>
+                <w:b/>
+                <w:bCs/>
+                <w:sz w:val="28"/>
+                <w:szCs w:val="28"/>
+              </w:rPr>
+              <w:t>Explain K-means clustering algorithm.</w:t>
+            </w:r>
           </w:p>
         </w:tc>
       </w:tr>
@@ -1323,29 +1315,7 @@
                 <w:sz w:val="28"/>
                 <w:szCs w:val="28"/>
               </w:rPr>
-              <w:t>Ans.</w:t>
-            </w:r>
-            <w:r>
-              <w:rPr>
-                <w:rFonts w:asciiTheme="minorHAnsi" w:hAnsiTheme="minorHAnsi" w:cstheme="minorHAnsi"/>
-                <w:b/>
-                <w:bCs/>
-                <w:color w:val="FF0000"/>
-                <w:sz w:val="28"/>
-                <w:szCs w:val="28"/>
-              </w:rPr>
-              <w:t>8</w:t>
-            </w:r>
-            <w:r>
-              <w:rPr>
-                <w:rFonts w:asciiTheme="minorHAnsi" w:hAnsiTheme="minorHAnsi" w:cstheme="minorHAnsi"/>
-                <w:b/>
-                <w:bCs/>
-                <w:color w:val="FF0000"/>
-                <w:sz w:val="28"/>
-                <w:szCs w:val="28"/>
-              </w:rPr>
-              <w:t>)</w:t>
+              <w:t>Ans.8)</w:t>
             </w:r>
           </w:p>
         </w:tc>
@@ -1450,6 +1420,26 @@
                 <w:szCs w:val="28"/>
               </w:rPr>
             </w:pPr>
+            <w:r>
+              <w:rPr>
+                <w:rFonts w:asciiTheme="minorHAnsi" w:hAnsiTheme="minorHAnsi" w:cstheme="minorHAnsi"/>
+                <w:b/>
+                <w:bCs/>
+                <w:sz w:val="28"/>
+                <w:szCs w:val="28"/>
+              </w:rPr>
+              <w:t>Differentiate between partitioning and hierarchical clustering methods</w:t>
+            </w:r>
+            <w:r>
+              <w:rPr>
+                <w:rFonts w:asciiTheme="minorHAnsi" w:hAnsiTheme="minorHAnsi" w:cstheme="minorHAnsi"/>
+                <w:b/>
+                <w:bCs/>
+                <w:sz w:val="28"/>
+                <w:szCs w:val="28"/>
+              </w:rPr>
+              <w:t>.</w:t>
+            </w:r>
           </w:p>
         </w:tc>
       </w:tr>
@@ -1483,29 +1473,7 @@
                 <w:sz w:val="28"/>
                 <w:szCs w:val="28"/>
               </w:rPr>
-              <w:t>Ans.</w:t>
-            </w:r>
-            <w:r>
-              <w:rPr>
-                <w:rFonts w:asciiTheme="minorHAnsi" w:hAnsiTheme="minorHAnsi" w:cstheme="minorHAnsi"/>
-                <w:b/>
-                <w:bCs/>
-                <w:color w:val="FF0000"/>
-                <w:sz w:val="28"/>
-                <w:szCs w:val="28"/>
-              </w:rPr>
-              <w:t>9</w:t>
-            </w:r>
-            <w:r>
-              <w:rPr>
-                <w:rFonts w:asciiTheme="minorHAnsi" w:hAnsiTheme="minorHAnsi" w:cstheme="minorHAnsi"/>
-                <w:b/>
-                <w:bCs/>
-                <w:color w:val="FF0000"/>
-                <w:sz w:val="28"/>
-                <w:szCs w:val="28"/>
-              </w:rPr>
-              <w:t>)</w:t>
+              <w:t>Ans.9)</w:t>
             </w:r>
           </w:p>
         </w:tc>
@@ -1610,6 +1578,16 @@
                 <w:szCs w:val="28"/>
               </w:rPr>
             </w:pPr>
+            <w:r>
+              <w:rPr>
+                <w:rFonts w:asciiTheme="minorHAnsi" w:hAnsiTheme="minorHAnsi" w:cstheme="minorHAnsi"/>
+                <w:b/>
+                <w:bCs/>
+                <w:sz w:val="28"/>
+                <w:szCs w:val="28"/>
+              </w:rPr>
+              <w:t>Compare agglomerative and divisive hierarchical clustering methods.</w:t>
+            </w:r>
           </w:p>
         </w:tc>
       </w:tr>
@@ -1643,29 +1621,7 @@
                 <w:sz w:val="28"/>
                 <w:szCs w:val="28"/>
               </w:rPr>
-              <w:t>Ans.</w:t>
-            </w:r>
-            <w:r>
-              <w:rPr>
-                <w:rFonts w:asciiTheme="minorHAnsi" w:hAnsiTheme="minorHAnsi" w:cstheme="minorHAnsi"/>
-                <w:b/>
-                <w:bCs/>
-                <w:color w:val="FF0000"/>
-                <w:sz w:val="28"/>
-                <w:szCs w:val="28"/>
-              </w:rPr>
-              <w:t>10</w:t>
-            </w:r>
-            <w:r>
-              <w:rPr>
-                <w:rFonts w:asciiTheme="minorHAnsi" w:hAnsiTheme="minorHAnsi" w:cstheme="minorHAnsi"/>
-                <w:b/>
-                <w:bCs/>
-                <w:color w:val="FF0000"/>
-                <w:sz w:val="28"/>
-                <w:szCs w:val="28"/>
-              </w:rPr>
-              <w:t>)</w:t>
+              <w:t>Ans.10)</w:t>
             </w:r>
           </w:p>
         </w:tc>
@@ -1770,6 +1726,16 @@
                 <w:szCs w:val="28"/>
               </w:rPr>
             </w:pPr>
+            <w:r>
+              <w:rPr>
+                <w:rFonts w:asciiTheme="minorHAnsi" w:hAnsiTheme="minorHAnsi" w:cstheme="minorHAnsi"/>
+                <w:b/>
+                <w:bCs/>
+                <w:sz w:val="28"/>
+                <w:szCs w:val="28"/>
+              </w:rPr>
+              <w:t>Give the measures for distance between clusters.</w:t>
+            </w:r>
           </w:p>
         </w:tc>
       </w:tr>
@@ -1803,29 +1769,7 @@
                 <w:sz w:val="28"/>
                 <w:szCs w:val="28"/>
               </w:rPr>
-              <w:t>Ans.</w:t>
-            </w:r>
-            <w:r>
-              <w:rPr>
-                <w:rFonts w:asciiTheme="minorHAnsi" w:hAnsiTheme="minorHAnsi" w:cstheme="minorHAnsi"/>
-                <w:b/>
-                <w:bCs/>
-                <w:color w:val="FF0000"/>
-                <w:sz w:val="28"/>
-                <w:szCs w:val="28"/>
-              </w:rPr>
-              <w:t>11</w:t>
-            </w:r>
-            <w:r>
-              <w:rPr>
-                <w:rFonts w:asciiTheme="minorHAnsi" w:hAnsiTheme="minorHAnsi" w:cstheme="minorHAnsi"/>
-                <w:b/>
-                <w:bCs/>
-                <w:color w:val="FF0000"/>
-                <w:sz w:val="28"/>
-                <w:szCs w:val="28"/>
-              </w:rPr>
-              <w:t>)</w:t>
+              <w:t>Ans.11)</w:t>
             </w:r>
           </w:p>
         </w:tc>
@@ -1852,6 +1796,7 @@
         <w:ind w:left="1"/>
         <w:jc w:val="center"/>
         <w:rPr>
+          <w:rFonts w:asciiTheme="minorHAnsi" w:hAnsiTheme="minorHAnsi" w:cstheme="minorHAnsi"/>
           <w:b/>
           <w:bCs/>
           <w:sz w:val="28"/>
@@ -1903,6 +1848,7 @@
             </w:pPr>
             <w:r>
               <w:rPr>
+                <w:rFonts w:asciiTheme="minorHAnsi" w:hAnsiTheme="minorHAnsi" w:cstheme="minorHAnsi"/>
                 <w:b/>
                 <w:bCs/>
                 <w:sz w:val="28"/>
@@ -1920,12 +1866,25 @@
           <w:p>
             <w:pPr>
               <w:pStyle w:val="TableParagraph"/>
-              <w:rPr>
-                <w:rFonts w:asciiTheme="minorHAnsi" w:hAnsiTheme="minorHAnsi" w:cstheme="minorHAnsi"/>
-                <w:sz w:val="28"/>
-                <w:szCs w:val="28"/>
-              </w:rPr>
-            </w:pPr>
+              <w:ind w:left="0"/>
+              <w:rPr>
+                <w:rFonts w:asciiTheme="minorHAnsi" w:hAnsiTheme="minorHAnsi" w:cstheme="minorHAnsi"/>
+                <w:b/>
+                <w:bCs/>
+                <w:sz w:val="28"/>
+                <w:szCs w:val="28"/>
+              </w:rPr>
+            </w:pPr>
+            <w:r>
+              <w:rPr>
+                <w:rFonts w:asciiTheme="minorHAnsi" w:hAnsiTheme="minorHAnsi" w:cstheme="minorHAnsi"/>
+                <w:b/>
+                <w:bCs/>
+                <w:sz w:val="28"/>
+                <w:szCs w:val="28"/>
+              </w:rPr>
+              <w:t>What is dendogram?</w:t>
+            </w:r>
           </w:p>
         </w:tc>
       </w:tr>
@@ -1960,29 +1919,7 @@
                 <w:sz w:val="28"/>
                 <w:szCs w:val="28"/>
               </w:rPr>
-              <w:t>Ans.</w:t>
-            </w:r>
-            <w:r>
-              <w:rPr>
-                <w:rFonts w:asciiTheme="minorHAnsi" w:hAnsiTheme="minorHAnsi" w:cstheme="minorHAnsi"/>
-                <w:b/>
-                <w:bCs/>
-                <w:color w:val="FF0000"/>
-                <w:sz w:val="28"/>
-                <w:szCs w:val="28"/>
-              </w:rPr>
-              <w:t>12</w:t>
-            </w:r>
-            <w:r>
-              <w:rPr>
-                <w:rFonts w:asciiTheme="minorHAnsi" w:hAnsiTheme="minorHAnsi" w:cstheme="minorHAnsi"/>
-                <w:b/>
-                <w:bCs/>
-                <w:color w:val="FF0000"/>
-                <w:sz w:val="28"/>
-                <w:szCs w:val="28"/>
-              </w:rPr>
-              <w:t>)</w:t>
+              <w:t>Ans.12)</w:t>
             </w:r>
           </w:p>
         </w:tc>
@@ -2009,6 +1946,7 @@
         <w:ind w:left="1"/>
         <w:jc w:val="center"/>
         <w:rPr>
+          <w:rFonts w:asciiTheme="minorHAnsi" w:hAnsiTheme="minorHAnsi" w:cstheme="minorHAnsi"/>
           <w:sz w:val="28"/>
           <w:szCs w:val="28"/>
         </w:rPr>
@@ -2058,6 +1996,7 @@
             </w:pPr>
             <w:r>
               <w:rPr>
+                <w:rFonts w:asciiTheme="minorHAnsi" w:hAnsiTheme="minorHAnsi" w:cstheme="minorHAnsi"/>
                 <w:b/>
                 <w:bCs/>
                 <w:sz w:val="28"/>
@@ -2075,14 +2014,25 @@
           <w:p>
             <w:pPr>
               <w:pStyle w:val="TableParagraph"/>
-              <w:rPr>
-                <w:rFonts w:asciiTheme="minorHAnsi" w:hAnsiTheme="minorHAnsi" w:cstheme="minorHAnsi"/>
-                <w:b/>
-                <w:bCs/>
-                <w:sz w:val="28"/>
-                <w:szCs w:val="28"/>
-              </w:rPr>
-            </w:pPr>
+              <w:ind w:left="0"/>
+              <w:rPr>
+                <w:rFonts w:asciiTheme="minorHAnsi" w:hAnsiTheme="minorHAnsi" w:cstheme="minorHAnsi"/>
+                <w:b/>
+                <w:bCs/>
+                <w:sz w:val="28"/>
+                <w:szCs w:val="28"/>
+              </w:rPr>
+            </w:pPr>
+            <w:r>
+              <w:rPr>
+                <w:rFonts w:asciiTheme="minorHAnsi" w:hAnsiTheme="minorHAnsi" w:cstheme="minorHAnsi"/>
+                <w:b/>
+                <w:bCs/>
+                <w:sz w:val="28"/>
+                <w:szCs w:val="28"/>
+              </w:rPr>
+              <w:t>Differentiate between k-means and hierarchical clustering methods.</w:t>
+            </w:r>
           </w:p>
         </w:tc>
       </w:tr>
@@ -2144,6 +2094,7 @@
         <w:ind w:left="1"/>
         <w:jc w:val="center"/>
         <w:rPr>
+          <w:rFonts w:asciiTheme="minorHAnsi" w:hAnsiTheme="minorHAnsi" w:cstheme="minorHAnsi"/>
           <w:sz w:val="28"/>
           <w:szCs w:val="28"/>
         </w:rPr>
@@ -2193,6 +2144,7 @@
             </w:pPr>
             <w:r>
               <w:rPr>
+                <w:rFonts w:asciiTheme="minorHAnsi" w:hAnsiTheme="minorHAnsi" w:cstheme="minorHAnsi"/>
                 <w:b/>
                 <w:bCs/>
                 <w:sz w:val="28"/>
@@ -2210,14 +2162,25 @@
           <w:p>
             <w:pPr>
               <w:pStyle w:val="TableParagraph"/>
-              <w:rPr>
-                <w:rFonts w:asciiTheme="minorHAnsi" w:hAnsiTheme="minorHAnsi" w:cstheme="minorHAnsi"/>
-                <w:b/>
-                <w:bCs/>
-                <w:sz w:val="28"/>
-                <w:szCs w:val="28"/>
-              </w:rPr>
-            </w:pPr>
+              <w:ind w:left="0"/>
+              <w:rPr>
+                <w:rFonts w:asciiTheme="minorHAnsi" w:hAnsiTheme="minorHAnsi" w:cstheme="minorHAnsi"/>
+                <w:b/>
+                <w:bCs/>
+                <w:sz w:val="28"/>
+                <w:szCs w:val="28"/>
+              </w:rPr>
+            </w:pPr>
+            <w:r>
+              <w:rPr>
+                <w:rFonts w:asciiTheme="minorHAnsi" w:hAnsiTheme="minorHAnsi" w:cstheme="minorHAnsi"/>
+                <w:b/>
+                <w:bCs/>
+                <w:sz w:val="28"/>
+                <w:szCs w:val="28"/>
+              </w:rPr>
+              <w:t>What are the difficulties with hierarchical clustering?</w:t>
+            </w:r>
           </w:p>
         </w:tc>
       </w:tr>
@@ -2279,6 +2242,7 @@
         <w:ind w:left="1"/>
         <w:jc w:val="center"/>
         <w:rPr>
+          <w:rFonts w:asciiTheme="minorHAnsi" w:hAnsiTheme="minorHAnsi" w:cstheme="minorHAnsi"/>
           <w:sz w:val="28"/>
           <w:szCs w:val="28"/>
         </w:rPr>
@@ -2328,6 +2292,7 @@
             </w:pPr>
             <w:r>
               <w:rPr>
+                <w:rFonts w:asciiTheme="minorHAnsi" w:hAnsiTheme="minorHAnsi" w:cstheme="minorHAnsi"/>
                 <w:b/>
                 <w:bCs/>
                 <w:sz w:val="28"/>
@@ -2345,14 +2310,25 @@
           <w:p>
             <w:pPr>
               <w:pStyle w:val="TableParagraph"/>
-              <w:rPr>
-                <w:rFonts w:asciiTheme="minorHAnsi" w:hAnsiTheme="minorHAnsi" w:cstheme="minorHAnsi"/>
-                <w:b/>
-                <w:bCs/>
-                <w:sz w:val="28"/>
-                <w:szCs w:val="28"/>
-              </w:rPr>
-            </w:pPr>
+              <w:ind w:left="0"/>
+              <w:rPr>
+                <w:rFonts w:asciiTheme="minorHAnsi" w:hAnsiTheme="minorHAnsi" w:cstheme="minorHAnsi"/>
+                <w:b/>
+                <w:bCs/>
+                <w:sz w:val="28"/>
+                <w:szCs w:val="28"/>
+              </w:rPr>
+            </w:pPr>
+            <w:r>
+              <w:rPr>
+                <w:rFonts w:asciiTheme="minorHAnsi" w:hAnsiTheme="minorHAnsi" w:cstheme="minorHAnsi"/>
+                <w:b/>
+                <w:bCs/>
+                <w:sz w:val="28"/>
+                <w:szCs w:val="28"/>
+              </w:rPr>
+              <w:t>What are the limitations of hierarchical clustering?</w:t>
+            </w:r>
           </w:p>
         </w:tc>
       </w:tr>
@@ -2414,6 +2390,7 @@
         <w:ind w:left="1"/>
         <w:jc w:val="center"/>
         <w:rPr>
+          <w:rFonts w:asciiTheme="minorHAnsi" w:hAnsiTheme="minorHAnsi" w:cstheme="minorHAnsi"/>
           <w:b/>
           <w:bCs/>
           <w:sz w:val="28"/>
@@ -2465,6 +2442,7 @@
             </w:pPr>
             <w:r>
               <w:rPr>
+                <w:rFonts w:asciiTheme="minorHAnsi" w:hAnsiTheme="minorHAnsi" w:cstheme="minorHAnsi"/>
                 <w:b/>
                 <w:bCs/>
                 <w:sz w:val="28"/>
@@ -2482,14 +2460,25 @@
           <w:p>
             <w:pPr>
               <w:pStyle w:val="TableParagraph"/>
-              <w:rPr>
-                <w:rFonts w:asciiTheme="minorHAnsi" w:hAnsiTheme="minorHAnsi" w:cstheme="minorHAnsi"/>
-                <w:b/>
-                <w:bCs/>
-                <w:sz w:val="28"/>
-                <w:szCs w:val="28"/>
-              </w:rPr>
-            </w:pPr>
+              <w:ind w:left="0"/>
+              <w:rPr>
+                <w:rFonts w:asciiTheme="minorHAnsi" w:hAnsiTheme="minorHAnsi" w:cstheme="minorHAnsi"/>
+                <w:b/>
+                <w:bCs/>
+                <w:sz w:val="28"/>
+                <w:szCs w:val="28"/>
+              </w:rPr>
+            </w:pPr>
+            <w:r>
+              <w:rPr>
+                <w:rFonts w:asciiTheme="minorHAnsi" w:hAnsiTheme="minorHAnsi" w:cstheme="minorHAnsi"/>
+                <w:b/>
+                <w:bCs/>
+                <w:sz w:val="28"/>
+                <w:szCs w:val="28"/>
+              </w:rPr>
+              <w:t>What is decision tree?</w:t>
+            </w:r>
           </w:p>
         </w:tc>
       </w:tr>
@@ -2551,6 +2540,7 @@
         <w:ind w:left="1"/>
         <w:jc w:val="center"/>
         <w:rPr>
+          <w:rFonts w:asciiTheme="minorHAnsi" w:hAnsiTheme="minorHAnsi" w:cstheme="minorHAnsi"/>
           <w:sz w:val="28"/>
           <w:szCs w:val="28"/>
         </w:rPr>
@@ -2600,13 +2590,24 @@
             </w:pPr>
             <w:r>
               <w:rPr>
+                <w:rFonts w:asciiTheme="minorHAnsi" w:hAnsiTheme="minorHAnsi" w:cstheme="minorHAnsi"/>
                 <w:b/>
                 <w:bCs/>
                 <w:sz w:val="28"/>
                 <w:szCs w:val="28"/>
               </w:rPr>
               <w:lastRenderedPageBreak/>
-              <w:t>17</w:t>
+              <w:t>1</w:t>
+            </w:r>
+            <w:r>
+              <w:rPr>
+                <w:rFonts w:asciiTheme="minorHAnsi" w:hAnsiTheme="minorHAnsi" w:cstheme="minorHAnsi"/>
+                <w:b/>
+                <w:bCs/>
+                <w:sz w:val="28"/>
+                <w:szCs w:val="28"/>
+              </w:rPr>
+              <w:t>7</w:t>
             </w:r>
           </w:p>
         </w:tc>
@@ -2617,14 +2618,25 @@
           <w:p>
             <w:pPr>
               <w:pStyle w:val="TableParagraph"/>
-              <w:rPr>
-                <w:rFonts w:asciiTheme="minorHAnsi" w:hAnsiTheme="minorHAnsi" w:cstheme="minorHAnsi"/>
-                <w:b/>
-                <w:bCs/>
-                <w:sz w:val="28"/>
-                <w:szCs w:val="28"/>
-              </w:rPr>
-            </w:pPr>
+              <w:ind w:left="0"/>
+              <w:rPr>
+                <w:rFonts w:asciiTheme="minorHAnsi" w:hAnsiTheme="minorHAnsi" w:cstheme="minorHAnsi"/>
+                <w:b/>
+                <w:bCs/>
+                <w:sz w:val="28"/>
+                <w:szCs w:val="28"/>
+              </w:rPr>
+            </w:pPr>
+            <w:r>
+              <w:rPr>
+                <w:rFonts w:asciiTheme="minorHAnsi" w:hAnsiTheme="minorHAnsi" w:cstheme="minorHAnsi"/>
+                <w:b/>
+                <w:bCs/>
+                <w:sz w:val="28"/>
+                <w:szCs w:val="28"/>
+              </w:rPr>
+              <w:t>What are various measures or linkage methods to calculate the distance between two clusters.</w:t>
+            </w:r>
           </w:p>
         </w:tc>
       </w:tr>
@@ -2659,7 +2671,29 @@
                 <w:sz w:val="28"/>
                 <w:szCs w:val="28"/>
               </w:rPr>
-              <w:t>Ans.17)</w:t>
+              <w:t>Ans.1</w:t>
+            </w:r>
+            <w:r>
+              <w:rPr>
+                <w:rFonts w:asciiTheme="minorHAnsi" w:hAnsiTheme="minorHAnsi" w:cstheme="minorHAnsi"/>
+                <w:b/>
+                <w:bCs/>
+                <w:color w:val="FF0000"/>
+                <w:sz w:val="28"/>
+                <w:szCs w:val="28"/>
+              </w:rPr>
+              <w:t>7</w:t>
+            </w:r>
+            <w:r>
+              <w:rPr>
+                <w:rFonts w:asciiTheme="minorHAnsi" w:hAnsiTheme="minorHAnsi" w:cstheme="minorHAnsi"/>
+                <w:b/>
+                <w:bCs/>
+                <w:color w:val="FF0000"/>
+                <w:sz w:val="28"/>
+                <w:szCs w:val="28"/>
+              </w:rPr>
+              <w:t>)</w:t>
             </w:r>
           </w:p>
         </w:tc>
@@ -2682,275 +2716,11 @@
     </w:tbl>
     <w:p>
       <w:pPr>
-        <w:pStyle w:val="TableParagraph"/>
-        <w:ind w:left="1"/>
-        <w:jc w:val="center"/>
         <w:rPr>
-          <w:sz w:val="28"/>
-          <w:szCs w:val="28"/>
+          <w:rFonts w:asciiTheme="minorHAnsi" w:hAnsiTheme="minorHAnsi" w:cstheme="minorHAnsi"/>
         </w:rPr>
-        <w:sectPr>
-          <w:pgSz w:w="11913" w:h="12474"/>
-          <w:pgMar w:top="142" w:right="573" w:bottom="278" w:left="697" w:header="720" w:footer="720" w:gutter="0"/>
-          <w:cols w:space="720"/>
-        </w:sectPr>
       </w:pPr>
     </w:p>
-    <w:tbl>
-      <w:tblPr>
-        <w:tblW w:w="11340" w:type="dxa"/>
-        <w:tblInd w:w="-562" w:type="dxa"/>
-        <w:tblLayout w:type="fixed"/>
-        <w:tblCellMar>
-          <w:left w:w="0" w:type="dxa"/>
-          <w:right w:w="0" w:type="dxa"/>
-        </w:tblCellMar>
-        <w:tblLook w:val="01E0" w:firstRow="1" w:lastRow="1" w:firstColumn="1" w:lastColumn="1" w:noHBand="0" w:noVBand="0"/>
-      </w:tblPr>
-      <w:tblGrid>
-        <w:gridCol w:w="993"/>
-        <w:gridCol w:w="10347"/>
-      </w:tblGrid>
-      <w:tr>
-        <w:trPr>
-          <w:trHeight w:val="20"/>
-        </w:trPr>
-        <w:tc>
-          <w:tcPr>
-            <w:tcW w:w="993" w:type="dxa"/>
-          </w:tcPr>
-          <w:p>
-            <w:pPr>
-              <w:pStyle w:val="TableParagraph"/>
-              <w:ind w:left="1"/>
-              <w:jc w:val="center"/>
-              <w:rPr>
-                <w:rFonts w:asciiTheme="minorHAnsi" w:hAnsiTheme="minorHAnsi" w:cstheme="minorHAnsi"/>
-                <w:b/>
-                <w:bCs/>
-                <w:color w:val="FF0000"/>
-                <w:sz w:val="28"/>
-                <w:szCs w:val="28"/>
-              </w:rPr>
-            </w:pPr>
-            <w:r>
-              <w:rPr>
-                <w:b/>
-                <w:bCs/>
-                <w:sz w:val="28"/>
-                <w:szCs w:val="28"/>
-              </w:rPr>
-              <w:lastRenderedPageBreak/>
-              <w:t>18</w:t>
-            </w:r>
-          </w:p>
-        </w:tc>
-        <w:tc>
-          <w:tcPr>
-            <w:tcW w:w="10347" w:type="dxa"/>
-          </w:tcPr>
-          <w:p>
-            <w:pPr>
-              <w:pStyle w:val="TableParagraph"/>
-              <w:rPr>
-                <w:rFonts w:asciiTheme="minorHAnsi" w:hAnsiTheme="minorHAnsi" w:cstheme="minorHAnsi"/>
-                <w:b/>
-                <w:bCs/>
-                <w:sz w:val="28"/>
-                <w:szCs w:val="28"/>
-              </w:rPr>
-            </w:pPr>
-          </w:p>
-        </w:tc>
-      </w:tr>
-      <w:tr>
-        <w:trPr>
-          <w:trHeight w:val="20"/>
-        </w:trPr>
-        <w:tc>
-          <w:tcPr>
-            <w:tcW w:w="993" w:type="dxa"/>
-          </w:tcPr>
-          <w:p>
-            <w:pPr>
-              <w:pStyle w:val="TableParagraph"/>
-              <w:ind w:left="1"/>
-              <w:jc w:val="center"/>
-              <w:rPr>
-                <w:rFonts w:asciiTheme="minorHAnsi" w:hAnsiTheme="minorHAnsi" w:cstheme="minorHAnsi"/>
-                <w:b/>
-                <w:bCs/>
-                <w:color w:val="FF0000"/>
-                <w:sz w:val="28"/>
-                <w:szCs w:val="28"/>
-              </w:rPr>
-            </w:pPr>
-            <w:r>
-              <w:rPr>
-                <w:rFonts w:asciiTheme="minorHAnsi" w:hAnsiTheme="minorHAnsi" w:cstheme="minorHAnsi"/>
-                <w:b/>
-                <w:bCs/>
-                <w:color w:val="FF0000"/>
-                <w:sz w:val="28"/>
-                <w:szCs w:val="28"/>
-              </w:rPr>
-              <w:t>Ans.18)</w:t>
-            </w:r>
-          </w:p>
-        </w:tc>
-        <w:tc>
-          <w:tcPr>
-            <w:tcW w:w="10347" w:type="dxa"/>
-          </w:tcPr>
-          <w:p>
-            <w:pPr>
-              <w:pStyle w:val="TableParagraph"/>
-              <w:rPr>
-                <w:rFonts w:asciiTheme="minorHAnsi" w:hAnsiTheme="minorHAnsi" w:cstheme="minorHAnsi"/>
-                <w:sz w:val="28"/>
-                <w:szCs w:val="28"/>
-              </w:rPr>
-            </w:pPr>
-          </w:p>
-        </w:tc>
-      </w:tr>
-    </w:tbl>
-    <w:p>
-      <w:pPr>
-        <w:pStyle w:val="TableParagraph"/>
-        <w:ind w:left="1"/>
-        <w:jc w:val="center"/>
-        <w:rPr>
-          <w:sz w:val="28"/>
-          <w:szCs w:val="28"/>
-        </w:rPr>
-        <w:sectPr>
-          <w:pgSz w:w="11913" w:h="8505"/>
-          <w:pgMar w:top="142" w:right="573" w:bottom="0" w:left="697" w:header="720" w:footer="720" w:gutter="0"/>
-          <w:cols w:space="720"/>
-        </w:sectPr>
-      </w:pPr>
-    </w:p>
-    <w:tbl>
-      <w:tblPr>
-        <w:tblW w:w="11340" w:type="dxa"/>
-        <w:tblInd w:w="-562" w:type="dxa"/>
-        <w:tblLayout w:type="fixed"/>
-        <w:tblCellMar>
-          <w:left w:w="0" w:type="dxa"/>
-          <w:right w:w="0" w:type="dxa"/>
-        </w:tblCellMar>
-        <w:tblLook w:val="01E0" w:firstRow="1" w:lastRow="1" w:firstColumn="1" w:lastColumn="1" w:noHBand="0" w:noVBand="0"/>
-      </w:tblPr>
-      <w:tblGrid>
-        <w:gridCol w:w="993"/>
-        <w:gridCol w:w="10347"/>
-      </w:tblGrid>
-      <w:tr>
-        <w:trPr>
-          <w:trHeight w:val="20"/>
-        </w:trPr>
-        <w:tc>
-          <w:tcPr>
-            <w:tcW w:w="993" w:type="dxa"/>
-          </w:tcPr>
-          <w:p>
-            <w:pPr>
-              <w:pStyle w:val="TableParagraph"/>
-              <w:ind w:left="1"/>
-              <w:jc w:val="center"/>
-              <w:rPr>
-                <w:rFonts w:asciiTheme="minorHAnsi" w:hAnsiTheme="minorHAnsi" w:cstheme="minorHAnsi"/>
-                <w:b/>
-                <w:bCs/>
-                <w:color w:val="FF0000"/>
-                <w:sz w:val="28"/>
-                <w:szCs w:val="28"/>
-              </w:rPr>
-            </w:pPr>
-            <w:r>
-              <w:rPr>
-                <w:b/>
-                <w:bCs/>
-                <w:sz w:val="28"/>
-                <w:szCs w:val="28"/>
-              </w:rPr>
-              <w:lastRenderedPageBreak/>
-              <w:t>19</w:t>
-            </w:r>
-          </w:p>
-        </w:tc>
-        <w:tc>
-          <w:tcPr>
-            <w:tcW w:w="10347" w:type="dxa"/>
-          </w:tcPr>
-          <w:p>
-            <w:pPr>
-              <w:pStyle w:val="TableParagraph"/>
-              <w:rPr>
-                <w:rFonts w:asciiTheme="minorHAnsi" w:hAnsiTheme="minorHAnsi" w:cstheme="minorHAnsi"/>
-                <w:b/>
-                <w:bCs/>
-                <w:sz w:val="28"/>
-                <w:szCs w:val="28"/>
-              </w:rPr>
-            </w:pPr>
-          </w:p>
-        </w:tc>
-      </w:tr>
-      <w:tr>
-        <w:trPr>
-          <w:trHeight w:val="20"/>
-        </w:trPr>
-        <w:tc>
-          <w:tcPr>
-            <w:tcW w:w="993" w:type="dxa"/>
-          </w:tcPr>
-          <w:p>
-            <w:pPr>
-              <w:pStyle w:val="TableParagraph"/>
-              <w:ind w:left="1"/>
-              <w:jc w:val="center"/>
-              <w:rPr>
-                <w:rFonts w:asciiTheme="minorHAnsi" w:hAnsiTheme="minorHAnsi" w:cstheme="minorHAnsi"/>
-                <w:b/>
-                <w:bCs/>
-                <w:color w:val="FF0000"/>
-                <w:sz w:val="28"/>
-                <w:szCs w:val="28"/>
-              </w:rPr>
-            </w:pPr>
-            <w:r>
-              <w:rPr>
-                <w:rFonts w:asciiTheme="minorHAnsi" w:hAnsiTheme="minorHAnsi" w:cstheme="minorHAnsi"/>
-                <w:b/>
-                <w:bCs/>
-                <w:color w:val="FF0000"/>
-                <w:sz w:val="28"/>
-                <w:szCs w:val="28"/>
-              </w:rPr>
-              <w:t>Ans.19)</w:t>
-            </w:r>
-          </w:p>
-        </w:tc>
-        <w:tc>
-          <w:tcPr>
-            <w:tcW w:w="10347" w:type="dxa"/>
-          </w:tcPr>
-          <w:p>
-            <w:pPr>
-              <w:pStyle w:val="TableParagraph"/>
-              <w:rPr>
-                <w:rFonts w:asciiTheme="minorHAnsi" w:hAnsiTheme="minorHAnsi" w:cstheme="minorHAnsi"/>
-                <w:sz w:val="28"/>
-                <w:szCs w:val="28"/>
-              </w:rPr>
-            </w:pPr>
-          </w:p>
-        </w:tc>
-      </w:tr>
-    </w:tbl>
-    <w:p/>
     <w:sectPr>
       <w:pgSz w:w="11913" w:h="13041"/>
       <w:pgMar w:top="0" w:right="1480" w:bottom="0" w:left="697" w:header="720" w:footer="720" w:gutter="0"/>
@@ -3076,6 +2846,124 @@
     </w:lvl>
   </w:abstractNum>
   <w:abstractNum w:abstractNumId="1" w15:restartNumberingAfterBreak="0">
+    <w:nsid w:val="38265A49"/>
+    <w:multiLevelType w:val="hybridMultilevel"/>
+    <w:tmpl w:val="D5B4E99A"/>
+    <w:lvl w:ilvl="0" w:tplc="4E98B410">
+      <w:start w:val="1"/>
+      <w:numFmt w:val="decimal"/>
+      <w:lvlText w:val="%1)"/>
+      <w:lvlJc w:val="left"/>
+      <w:pPr>
+        <w:ind w:left="452" w:hanging="312"/>
+      </w:pPr>
+      <w:rPr>
+        <w:rFonts w:ascii="Trebuchet MS" w:eastAsia="Trebuchet MS" w:hAnsi="Trebuchet MS" w:cs="Trebuchet MS" w:hint="default"/>
+        <w:color w:val="333333"/>
+        <w:w w:val="95"/>
+        <w:sz w:val="21"/>
+        <w:szCs w:val="21"/>
+        <w:lang w:val="en-US" w:eastAsia="en-US" w:bidi="ar-SA"/>
+      </w:rPr>
+    </w:lvl>
+    <w:lvl w:ilvl="1" w:tplc="741232FC">
+      <w:numFmt w:val="bullet"/>
+      <w:lvlText w:val="•"/>
+      <w:lvlJc w:val="left"/>
+      <w:pPr>
+        <w:ind w:left="1492" w:hanging="312"/>
+      </w:pPr>
+      <w:rPr>
+        <w:rFonts w:hint="default"/>
+        <w:lang w:val="en-US" w:eastAsia="en-US" w:bidi="ar-SA"/>
+      </w:rPr>
+    </w:lvl>
+    <w:lvl w:ilvl="2" w:tplc="5F3E6A34">
+      <w:numFmt w:val="bullet"/>
+      <w:lvlText w:val="•"/>
+      <w:lvlJc w:val="left"/>
+      <w:pPr>
+        <w:ind w:left="2524" w:hanging="312"/>
+      </w:pPr>
+      <w:rPr>
+        <w:rFonts w:hint="default"/>
+        <w:lang w:val="en-US" w:eastAsia="en-US" w:bidi="ar-SA"/>
+      </w:rPr>
+    </w:lvl>
+    <w:lvl w:ilvl="3" w:tplc="E5CC4B6C">
+      <w:numFmt w:val="bullet"/>
+      <w:lvlText w:val="•"/>
+      <w:lvlJc w:val="left"/>
+      <w:pPr>
+        <w:ind w:left="3556" w:hanging="312"/>
+      </w:pPr>
+      <w:rPr>
+        <w:rFonts w:hint="default"/>
+        <w:lang w:val="en-US" w:eastAsia="en-US" w:bidi="ar-SA"/>
+      </w:rPr>
+    </w:lvl>
+    <w:lvl w:ilvl="4" w:tplc="DC009246">
+      <w:numFmt w:val="bullet"/>
+      <w:lvlText w:val="•"/>
+      <w:lvlJc w:val="left"/>
+      <w:pPr>
+        <w:ind w:left="4588" w:hanging="312"/>
+      </w:pPr>
+      <w:rPr>
+        <w:rFonts w:hint="default"/>
+        <w:lang w:val="en-US" w:eastAsia="en-US" w:bidi="ar-SA"/>
+      </w:rPr>
+    </w:lvl>
+    <w:lvl w:ilvl="5" w:tplc="ED4E780E">
+      <w:numFmt w:val="bullet"/>
+      <w:lvlText w:val="•"/>
+      <w:lvlJc w:val="left"/>
+      <w:pPr>
+        <w:ind w:left="5620" w:hanging="312"/>
+      </w:pPr>
+      <w:rPr>
+        <w:rFonts w:hint="default"/>
+        <w:lang w:val="en-US" w:eastAsia="en-US" w:bidi="ar-SA"/>
+      </w:rPr>
+    </w:lvl>
+    <w:lvl w:ilvl="6" w:tplc="5582E7DC">
+      <w:numFmt w:val="bullet"/>
+      <w:lvlText w:val="•"/>
+      <w:lvlJc w:val="left"/>
+      <w:pPr>
+        <w:ind w:left="6652" w:hanging="312"/>
+      </w:pPr>
+      <w:rPr>
+        <w:rFonts w:hint="default"/>
+        <w:lang w:val="en-US" w:eastAsia="en-US" w:bidi="ar-SA"/>
+      </w:rPr>
+    </w:lvl>
+    <w:lvl w:ilvl="7" w:tplc="851AC1AE">
+      <w:numFmt w:val="bullet"/>
+      <w:lvlText w:val="•"/>
+      <w:lvlJc w:val="left"/>
+      <w:pPr>
+        <w:ind w:left="7684" w:hanging="312"/>
+      </w:pPr>
+      <w:rPr>
+        <w:rFonts w:hint="default"/>
+        <w:lang w:val="en-US" w:eastAsia="en-US" w:bidi="ar-SA"/>
+      </w:rPr>
+    </w:lvl>
+    <w:lvl w:ilvl="8" w:tplc="DB96B6C8">
+      <w:numFmt w:val="bullet"/>
+      <w:lvlText w:val="•"/>
+      <w:lvlJc w:val="left"/>
+      <w:pPr>
+        <w:ind w:left="8716" w:hanging="312"/>
+      </w:pPr>
+      <w:rPr>
+        <w:rFonts w:hint="default"/>
+        <w:lang w:val="en-US" w:eastAsia="en-US" w:bidi="ar-SA"/>
+      </w:rPr>
+    </w:lvl>
+  </w:abstractNum>
+  <w:abstractNum w:abstractNumId="2" w15:restartNumberingAfterBreak="0">
     <w:nsid w:val="3ADF3B9C"/>
     <w:multiLevelType w:val="multilevel"/>
     <w:tmpl w:val="384E87D0"/>
@@ -3188,7 +3076,7 @@
       </w:pPr>
     </w:lvl>
   </w:abstractNum>
-  <w:abstractNum w:abstractNumId="2" w15:restartNumberingAfterBreak="0">
+  <w:abstractNum w:abstractNumId="3" w15:restartNumberingAfterBreak="0">
     <w:nsid w:val="503716C5"/>
     <w:multiLevelType w:val="multilevel"/>
     <w:tmpl w:val="8B1C4B86"/>
@@ -3301,7 +3189,7 @@
       </w:pPr>
     </w:lvl>
   </w:abstractNum>
-  <w:abstractNum w:abstractNumId="3" w15:restartNumberingAfterBreak="0">
+  <w:abstractNum w:abstractNumId="4" w15:restartNumberingAfterBreak="0">
     <w:nsid w:val="54BC7B98"/>
     <w:multiLevelType w:val="multilevel"/>
     <w:tmpl w:val="9A8EE446"/>
@@ -3414,7 +3302,7 @@
       </w:pPr>
     </w:lvl>
   </w:abstractNum>
-  <w:abstractNum w:abstractNumId="4" w15:restartNumberingAfterBreak="0">
+  <w:abstractNum w:abstractNumId="5" w15:restartNumberingAfterBreak="0">
     <w:nsid w:val="5BBB4C0C"/>
     <w:multiLevelType w:val="multilevel"/>
     <w:tmpl w:val="54162890"/>
@@ -3527,7 +3415,7 @@
       </w:pPr>
     </w:lvl>
   </w:abstractNum>
-  <w:abstractNum w:abstractNumId="5" w15:restartNumberingAfterBreak="0">
+  <w:abstractNum w:abstractNumId="6" w15:restartNumberingAfterBreak="0">
     <w:nsid w:val="67F73CF5"/>
     <w:multiLevelType w:val="multilevel"/>
     <w:tmpl w:val="A996930E"/>
@@ -3640,7 +3528,7 @@
       </w:pPr>
     </w:lvl>
   </w:abstractNum>
-  <w:abstractNum w:abstractNumId="6" w15:restartNumberingAfterBreak="0">
+  <w:abstractNum w:abstractNumId="7" w15:restartNumberingAfterBreak="0">
     <w:nsid w:val="701077D8"/>
     <w:multiLevelType w:val="multilevel"/>
     <w:tmpl w:val="ECC834A8"/>
@@ -3753,7 +3641,7 @@
       </w:pPr>
     </w:lvl>
   </w:abstractNum>
-  <w:abstractNum w:abstractNumId="7" w15:restartNumberingAfterBreak="0">
+  <w:abstractNum w:abstractNumId="8" w15:restartNumberingAfterBreak="0">
     <w:nsid w:val="716B56B3"/>
     <w:multiLevelType w:val="multilevel"/>
     <w:tmpl w:val="B26A3DEA"/>
@@ -3867,28 +3755,45 @@
     </w:lvl>
   </w:abstractNum>
   <w:num w:numId="1" w16cid:durableId="1330862168">
-    <w:abstractNumId w:val="4"/>
+    <w:abstractNumId w:val="5"/>
   </w:num>
   <w:num w:numId="2" w16cid:durableId="1234924971">
+    <w:abstractNumId w:val="7"/>
+  </w:num>
+  <w:num w:numId="3" w16cid:durableId="2038726092">
     <w:abstractNumId w:val="6"/>
   </w:num>
-  <w:num w:numId="3" w16cid:durableId="2038726092">
-    <w:abstractNumId w:val="5"/>
-  </w:num>
   <w:num w:numId="4" w16cid:durableId="1726174041">
-    <w:abstractNumId w:val="2"/>
+    <w:abstractNumId w:val="3"/>
   </w:num>
   <w:num w:numId="5" w16cid:durableId="115876599">
-    <w:abstractNumId w:val="3"/>
+    <w:abstractNumId w:val="4"/>
   </w:num>
   <w:num w:numId="6" w16cid:durableId="662466732">
     <w:abstractNumId w:val="0"/>
   </w:num>
   <w:num w:numId="7" w16cid:durableId="1207568512">
-    <w:abstractNumId w:val="7"/>
+    <w:abstractNumId w:val="8"/>
   </w:num>
   <w:num w:numId="8" w16cid:durableId="1855878255">
+    <w:abstractNumId w:val="2"/>
+  </w:num>
+  <w:num w:numId="9" w16cid:durableId="260333911">
     <w:abstractNumId w:val="1"/>
+  </w:num>
+  <w:num w:numId="10" w16cid:durableId="250815525">
+    <w:abstractNumId w:val="1"/>
+    <w:lvlOverride w:ilvl="0">
+      <w:startOverride w:val="1"/>
+    </w:lvlOverride>
+    <w:lvlOverride w:ilvl="1"/>
+    <w:lvlOverride w:ilvl="2"/>
+    <w:lvlOverride w:ilvl="3"/>
+    <w:lvlOverride w:ilvl="4"/>
+    <w:lvlOverride w:ilvl="5"/>
+    <w:lvlOverride w:ilvl="6"/>
+    <w:lvlOverride w:ilvl="7"/>
+    <w:lvlOverride w:ilvl="8"/>
   </w:num>
 </w:numbering>
 </file>

--- a/DAP - Data Analysis using Python/DAP_QB_ANS/DAP_QB_Week_11_Ans.docx
+++ b/DAP - Data Analysis using Python/DAP_QB_ANS/DAP_QB_Week_11_Ans.docx
@@ -6803,8 +6803,6 @@
                     <w:pStyle w:val="TableParagraph"/>
                     <w:rPr>
                       <w:rFonts w:asciiTheme="minorHAnsi" w:hAnsiTheme="minorHAnsi" w:cstheme="minorHAnsi"/>
-                      <w:b/>
-                      <w:bCs/>
                       <w:sz w:val="28"/>
                       <w:szCs w:val="28"/>
                       <w:lang w:val="en-IN"/>
@@ -6813,8 +6811,6 @@
                   <w:r>
                     <w:rPr>
                       <w:rFonts w:asciiTheme="minorHAnsi" w:hAnsiTheme="minorHAnsi" w:cstheme="minorHAnsi"/>
-                      <w:b/>
-                      <w:bCs/>
                       <w:sz w:val="28"/>
                       <w:szCs w:val="28"/>
                       <w:lang w:val="en-IN"/>
@@ -8994,8 +8990,6 @@
                     <w:jc w:val="center"/>
                     <w:rPr>
                       <w:rFonts w:asciiTheme="minorHAnsi" w:hAnsiTheme="minorHAnsi" w:cstheme="minorHAnsi"/>
-                      <w:b/>
-                      <w:bCs/>
                       <w:sz w:val="28"/>
                       <w:szCs w:val="28"/>
                       <w:lang w:val="en-IN"/>
@@ -9004,8 +8998,6 @@
                   <w:r>
                     <w:rPr>
                       <w:rFonts w:asciiTheme="minorHAnsi" w:hAnsiTheme="minorHAnsi" w:cstheme="minorHAnsi"/>
-                      <w:b/>
-                      <w:bCs/>
                       <w:sz w:val="28"/>
                       <w:szCs w:val="28"/>
                       <w:lang w:val="en-IN"/>
@@ -11605,7 +11597,7 @@
           <w:szCs w:val="28"/>
         </w:rPr>
         <w:sectPr>
-          <w:pgSz w:w="11913" w:h="11340"/>
+          <w:pgSz w:w="11913" w:h="9072"/>
           <w:pgMar w:top="142" w:right="573" w:bottom="0" w:left="697" w:header="720" w:footer="720" w:gutter="0"/>
           <w:cols w:space="720"/>
         </w:sectPr>
@@ -12294,7 +12286,6 @@
                 <w:szCs w:val="28"/>
                 <w:lang w:val="en-IN"/>
               </w:rPr>
-              <w:lastRenderedPageBreak/>
               <w:t>These linkage methods provide different ways to calculate the distance or dissimilarity between clusters, leading to different clustering structures and results. The choice of linkage method depends on the characteristics of the data and the specific goals of the clustering analysis.</w:t>
             </w:r>
           </w:p>
@@ -12309,7 +12300,7 @@
       </w:pPr>
     </w:p>
     <w:sectPr>
-      <w:pgSz w:w="11913" w:h="13041"/>
+      <w:pgSz w:w="11913" w:h="14742"/>
       <w:pgMar w:top="0" w:right="1480" w:bottom="0" w:left="697" w:header="720" w:footer="720" w:gutter="0"/>
       <w:cols w:space="720"/>
     </w:sectPr>
@@ -16676,6 +16667,7 @@
   <w:style w:type="character" w:default="1" w:styleId="DefaultParagraphFont">
     <w:name w:val="Default Paragraph Font"/>
     <w:uiPriority w:val="1"/>
+    <w:semiHidden/>
     <w:unhideWhenUsed/>
   </w:style>
   <w:style w:type="table" w:default="1" w:styleId="TableNormal">
